--- a/public/files/quotation/quotation.docx
+++ b/public/files/quotation/quotation.docx
@@ -4,7 +4,7 @@
   <w:body>
     <w:p>
       <w:pPr>
-        <w:spacing w:after="37" w:before="0" w:line="312" w:lineRule="auto"/>
+        <w:spacing w:after="40" w:before="0" w:line="312" w:lineRule="auto"/>
         <w:jc w:val="center"/>
       </w:pPr>
       <w:r>
@@ -19,7 +19,7 @@
     </w:p>
     <w:p>
       <w:pPr>
-        <w:spacing w:after="92" w:before="0" w:line="312" w:lineRule="auto"/>
+        <w:spacing w:after="100" w:before="0" w:line="312" w:lineRule="auto"/>
         <w:jc w:val="left"/>
         <w:pBdr>
           <w:bottom w:val="single" w:sz="14" w:space="2" w:color="24384F"/>
@@ -51,7 +51,7 @@
       </w:tblGrid>
       <w:tr>
         <w:trPr>
-          <w:trHeight w:val="417" w:hRule="atLeast"/>
+          <w:trHeight w:val="453" w:hRule="atLeast"/>
         </w:trPr>
         <w:tc>
           <w:tcPr>
@@ -221,7 +221,7 @@
       </w:tr>
       <w:tr>
         <w:trPr>
-          <w:trHeight w:val="417" w:hRule="atLeast"/>
+          <w:trHeight w:val="453" w:hRule="atLeast"/>
         </w:trPr>
         <w:tc>
           <w:tcPr>
@@ -392,7 +392,7 @@
     </w:tbl>
     <w:p>
       <w:pPr>
-        <w:spacing w:after="37" w:before="0" w:line="312" w:lineRule="auto"/>
+        <w:spacing w:after="40" w:before="0" w:line="312" w:lineRule="auto"/>
         <w:jc w:val="left"/>
       </w:pPr>
       <w:r>
@@ -405,7 +405,7 @@
     </w:p>
     <w:p>
       <w:pPr>
-        <w:spacing w:after="37" w:before="74" w:line="312" w:lineRule="auto"/>
+        <w:spacing w:after="40" w:before="80" w:line="312" w:lineRule="auto"/>
         <w:jc w:val="left"/>
         <w:pBdr>
           <w:bottom w:val="single" w:sz="6" w:space="2" w:color="C9D2DD"/>
@@ -446,7 +446,7 @@
       </w:tblGrid>
       <w:tr>
         <w:trPr>
-          <w:trHeight w:val="417" w:hRule="atLeast"/>
+          <w:trHeight w:val="453" w:hRule="atLeast"/>
         </w:trPr>
         <w:tc>
           <w:tcPr>
@@ -561,7 +561,7 @@
       </w:tr>
       <w:tr>
         <w:trPr>
-          <w:trHeight w:val="417" w:hRule="atLeast"/>
+          <w:trHeight w:val="453" w:hRule="atLeast"/>
         </w:trPr>
         <w:tc>
           <w:tcPr>
@@ -622,7 +622,7 @@
       </w:tr>
       <w:tr>
         <w:trPr>
-          <w:trHeight w:val="417" w:hRule="atLeast"/>
+          <w:trHeight w:val="453" w:hRule="atLeast"/>
         </w:trPr>
         <w:tc>
           <w:tcPr>
@@ -737,7 +737,7 @@
       </w:tr>
       <w:tr>
         <w:trPr>
-          <w:trHeight w:val="417" w:hRule="atLeast"/>
+          <w:trHeight w:val="453" w:hRule="atLeast"/>
         </w:trPr>
         <w:tc>
           <w:tcPr>
@@ -854,7 +854,7 @@
     </w:tbl>
     <w:p>
       <w:pPr>
-        <w:spacing w:after="37" w:before="0" w:line="312" w:lineRule="auto"/>
+        <w:spacing w:after="40" w:before="0" w:line="312" w:lineRule="auto"/>
         <w:jc w:val="left"/>
       </w:pPr>
       <w:r>
@@ -867,7 +867,7 @@
     </w:p>
     <w:p>
       <w:pPr>
-        <w:spacing w:after="37" w:before="74" w:line="312" w:lineRule="auto"/>
+        <w:spacing w:after="40" w:before="80" w:line="312" w:lineRule="auto"/>
         <w:jc w:val="left"/>
         <w:pBdr>
           <w:bottom w:val="single" w:sz="6" w:space="2" w:color="C9D2DD"/>
@@ -912,7 +912,7 @@
       </w:tblGrid>
       <w:tr>
         <w:trPr>
-          <w:trHeight w:val="417" w:hRule="atLeast"/>
+          <w:trHeight w:val="453" w:hRule="atLeast"/>
         </w:trPr>
         <w:tc>
           <w:tcPr>
@@ -1149,7 +1149,7 @@
       </w:tr>
       <w:tr>
         <w:trPr>
-          <w:trHeight w:val="417" w:hRule="atLeast"/>
+          <w:trHeight w:val="453" w:hRule="atLeast"/>
         </w:trPr>
         <w:tc>
           <w:tcPr>
@@ -1165,7 +1165,7 @@
           <w:p>
             <w:pPr>
               <w:spacing w:after="0" w:line="312" w:lineRule="auto"/>
-              <w:jc w:val="left"/>
+              <w:jc w:val="center"/>
             </w:pPr>
             <w:r/>
             <w:r>
@@ -1191,7 +1191,7 @@
           <w:p>
             <w:pPr>
               <w:spacing w:after="0" w:line="312" w:lineRule="auto"/>
-              <w:jc w:val="left"/>
+              <w:jc w:val="center"/>
             </w:pPr>
             <w:r/>
             <w:r>
@@ -1217,7 +1217,7 @@
           <w:p>
             <w:pPr>
               <w:spacing w:after="0" w:line="312" w:lineRule="auto"/>
-              <w:jc w:val="left"/>
+              <w:jc w:val="center"/>
             </w:pPr>
             <w:r/>
             <w:r>
@@ -1243,7 +1243,7 @@
           <w:p>
             <w:pPr>
               <w:spacing w:after="0" w:line="312" w:lineRule="auto"/>
-              <w:jc w:val="left"/>
+              <w:jc w:val="center"/>
             </w:pPr>
             <w:r/>
             <w:r>
@@ -1269,7 +1269,7 @@
           <w:p>
             <w:pPr>
               <w:spacing w:after="0" w:line="312" w:lineRule="auto"/>
-              <w:jc w:val="left"/>
+              <w:jc w:val="center"/>
             </w:pPr>
             <w:r/>
             <w:r>
@@ -1295,7 +1295,7 @@
           <w:p>
             <w:pPr>
               <w:spacing w:after="0" w:line="312" w:lineRule="auto"/>
-              <w:jc w:val="left"/>
+              <w:jc w:val="center"/>
             </w:pPr>
             <w:r/>
             <w:r>
@@ -1321,7 +1321,7 @@
           <w:p>
             <w:pPr>
               <w:spacing w:after="0" w:line="312" w:lineRule="auto"/>
-              <w:jc w:val="left"/>
+              <w:jc w:val="center"/>
             </w:pPr>
             <w:r/>
             <w:r>
@@ -1347,7 +1347,7 @@
           <w:p>
             <w:pPr>
               <w:spacing w:after="0" w:line="312" w:lineRule="auto"/>
-              <w:jc w:val="left"/>
+              <w:jc w:val="center"/>
             </w:pPr>
             <w:r/>
             <w:r>
@@ -1362,7 +1362,7 @@
       </w:tr>
       <w:tr>
         <w:trPr>
-          <w:trHeight w:val="417" w:hRule="atLeast"/>
+          <w:trHeight w:val="453" w:hRule="atLeast"/>
         </w:trPr>
         <w:tc>
           <w:tcPr>
@@ -1378,7 +1378,7 @@
           <w:p>
             <w:pPr>
               <w:spacing w:after="0" w:line="312" w:lineRule="auto"/>
-              <w:jc w:val="left"/>
+              <w:jc w:val="center"/>
             </w:pPr>
             <w:r/>
             <w:r>
@@ -1404,7 +1404,7 @@
           <w:p>
             <w:pPr>
               <w:spacing w:after="0" w:line="312" w:lineRule="auto"/>
-              <w:jc w:val="left"/>
+              <w:jc w:val="center"/>
             </w:pPr>
             <w:r/>
             <w:r>
@@ -1430,7 +1430,7 @@
           <w:p>
             <w:pPr>
               <w:spacing w:after="0" w:line="312" w:lineRule="auto"/>
-              <w:jc w:val="left"/>
+              <w:jc w:val="center"/>
             </w:pPr>
             <w:r/>
             <w:r>
@@ -1456,7 +1456,7 @@
           <w:p>
             <w:pPr>
               <w:spacing w:after="0" w:line="312" w:lineRule="auto"/>
-              <w:jc w:val="left"/>
+              <w:jc w:val="center"/>
             </w:pPr>
             <w:r/>
             <w:r>
@@ -1482,7 +1482,7 @@
           <w:p>
             <w:pPr>
               <w:spacing w:after="0" w:line="312" w:lineRule="auto"/>
-              <w:jc w:val="left"/>
+              <w:jc w:val="center"/>
             </w:pPr>
             <w:r/>
             <w:r>
@@ -1508,7 +1508,7 @@
           <w:p>
             <w:pPr>
               <w:spacing w:after="0" w:line="312" w:lineRule="auto"/>
-              <w:jc w:val="left"/>
+              <w:jc w:val="center"/>
             </w:pPr>
             <w:r/>
             <w:r>
@@ -1534,7 +1534,7 @@
           <w:p>
             <w:pPr>
               <w:spacing w:after="0" w:line="312" w:lineRule="auto"/>
-              <w:jc w:val="left"/>
+              <w:jc w:val="center"/>
             </w:pPr>
             <w:r/>
             <w:r>
@@ -1560,7 +1560,7 @@
           <w:p>
             <w:pPr>
               <w:spacing w:after="0" w:line="312" w:lineRule="auto"/>
-              <w:jc w:val="left"/>
+              <w:jc w:val="center"/>
             </w:pPr>
             <w:r/>
             <w:r>
@@ -1575,7 +1575,7 @@
       </w:tr>
       <w:tr>
         <w:trPr>
-          <w:trHeight w:val="417" w:hRule="atLeast"/>
+          <w:trHeight w:val="453" w:hRule="atLeast"/>
         </w:trPr>
         <w:tc>
           <w:tcPr>
@@ -1591,7 +1591,7 @@
           <w:p>
             <w:pPr>
               <w:spacing w:after="0" w:line="312" w:lineRule="auto"/>
-              <w:jc w:val="left"/>
+              <w:jc w:val="center"/>
             </w:pPr>
             <w:r/>
             <w:r>
@@ -1617,7 +1617,7 @@
           <w:p>
             <w:pPr>
               <w:spacing w:after="0" w:line="312" w:lineRule="auto"/>
-              <w:jc w:val="left"/>
+              <w:jc w:val="center"/>
             </w:pPr>
             <w:r/>
             <w:r>
@@ -1643,7 +1643,7 @@
           <w:p>
             <w:pPr>
               <w:spacing w:after="0" w:line="312" w:lineRule="auto"/>
-              <w:jc w:val="left"/>
+              <w:jc w:val="center"/>
             </w:pPr>
             <w:r/>
             <w:r>
@@ -1669,7 +1669,7 @@
           <w:p>
             <w:pPr>
               <w:spacing w:after="0" w:line="312" w:lineRule="auto"/>
-              <w:jc w:val="left"/>
+              <w:jc w:val="center"/>
             </w:pPr>
             <w:r/>
             <w:r>
@@ -1695,7 +1695,7 @@
           <w:p>
             <w:pPr>
               <w:spacing w:after="0" w:line="312" w:lineRule="auto"/>
-              <w:jc w:val="left"/>
+              <w:jc w:val="center"/>
             </w:pPr>
             <w:r/>
             <w:r>
@@ -1721,7 +1721,7 @@
           <w:p>
             <w:pPr>
               <w:spacing w:after="0" w:line="312" w:lineRule="auto"/>
-              <w:jc w:val="left"/>
+              <w:jc w:val="center"/>
             </w:pPr>
             <w:r/>
             <w:r>
@@ -1747,7 +1747,7 @@
           <w:p>
             <w:pPr>
               <w:spacing w:after="0" w:line="312" w:lineRule="auto"/>
-              <w:jc w:val="left"/>
+              <w:jc w:val="center"/>
             </w:pPr>
             <w:r/>
             <w:r>
@@ -1773,7 +1773,7 @@
           <w:p>
             <w:pPr>
               <w:spacing w:after="0" w:line="312" w:lineRule="auto"/>
-              <w:jc w:val="left"/>
+              <w:jc w:val="center"/>
             </w:pPr>
             <w:r/>
             <w:r>
@@ -1788,7 +1788,7 @@
       </w:tr>
       <w:tr>
         <w:trPr>
-          <w:trHeight w:val="417" w:hRule="atLeast"/>
+          <w:trHeight w:val="453" w:hRule="atLeast"/>
         </w:trPr>
         <w:tc>
           <w:tcPr>
@@ -1804,7 +1804,7 @@
           <w:p>
             <w:pPr>
               <w:spacing w:after="0" w:line="312" w:lineRule="auto"/>
-              <w:jc w:val="left"/>
+              <w:jc w:val="center"/>
             </w:pPr>
             <w:r/>
             <w:r>
@@ -1830,7 +1830,7 @@
           <w:p>
             <w:pPr>
               <w:spacing w:after="0" w:line="312" w:lineRule="auto"/>
-              <w:jc w:val="left"/>
+              <w:jc w:val="center"/>
             </w:pPr>
             <w:r/>
             <w:r>
@@ -1856,7 +1856,7 @@
           <w:p>
             <w:pPr>
               <w:spacing w:after="0" w:line="312" w:lineRule="auto"/>
-              <w:jc w:val="left"/>
+              <w:jc w:val="center"/>
             </w:pPr>
             <w:r/>
             <w:r>
@@ -1882,7 +1882,7 @@
           <w:p>
             <w:pPr>
               <w:spacing w:after="0" w:line="312" w:lineRule="auto"/>
-              <w:jc w:val="left"/>
+              <w:jc w:val="center"/>
             </w:pPr>
             <w:r/>
             <w:r>
@@ -1908,7 +1908,7 @@
           <w:p>
             <w:pPr>
               <w:spacing w:after="0" w:line="312" w:lineRule="auto"/>
-              <w:jc w:val="left"/>
+              <w:jc w:val="center"/>
             </w:pPr>
             <w:r/>
             <w:r>
@@ -1934,7 +1934,7 @@
           <w:p>
             <w:pPr>
               <w:spacing w:after="0" w:line="312" w:lineRule="auto"/>
-              <w:jc w:val="left"/>
+              <w:jc w:val="center"/>
             </w:pPr>
             <w:r/>
             <w:r>
@@ -1960,7 +1960,7 @@
           <w:p>
             <w:pPr>
               <w:spacing w:after="0" w:line="312" w:lineRule="auto"/>
-              <w:jc w:val="left"/>
+              <w:jc w:val="center"/>
             </w:pPr>
             <w:r/>
             <w:r>
@@ -1986,7 +1986,7 @@
           <w:p>
             <w:pPr>
               <w:spacing w:after="0" w:line="312" w:lineRule="auto"/>
-              <w:jc w:val="left"/>
+              <w:jc w:val="center"/>
             </w:pPr>
             <w:r/>
             <w:r>
@@ -2001,7 +2001,7 @@
       </w:tr>
       <w:tr>
         <w:trPr>
-          <w:trHeight w:val="417" w:hRule="atLeast"/>
+          <w:trHeight w:val="453" w:hRule="atLeast"/>
         </w:trPr>
         <w:tc>
           <w:tcPr>
@@ -2017,7 +2017,7 @@
           <w:p>
             <w:pPr>
               <w:spacing w:after="0" w:line="312" w:lineRule="auto"/>
-              <w:jc w:val="left"/>
+              <w:jc w:val="center"/>
             </w:pPr>
             <w:r/>
             <w:r>
@@ -2043,7 +2043,7 @@
           <w:p>
             <w:pPr>
               <w:spacing w:after="0" w:line="312" w:lineRule="auto"/>
-              <w:jc w:val="left"/>
+              <w:jc w:val="center"/>
             </w:pPr>
             <w:r/>
             <w:r>
@@ -2069,7 +2069,7 @@
           <w:p>
             <w:pPr>
               <w:spacing w:after="0" w:line="312" w:lineRule="auto"/>
-              <w:jc w:val="left"/>
+              <w:jc w:val="center"/>
             </w:pPr>
             <w:r/>
             <w:r>
@@ -2095,7 +2095,7 @@
           <w:p>
             <w:pPr>
               <w:spacing w:after="0" w:line="312" w:lineRule="auto"/>
-              <w:jc w:val="left"/>
+              <w:jc w:val="center"/>
             </w:pPr>
             <w:r/>
             <w:r>
@@ -2121,7 +2121,7 @@
           <w:p>
             <w:pPr>
               <w:spacing w:after="0" w:line="312" w:lineRule="auto"/>
-              <w:jc w:val="left"/>
+              <w:jc w:val="center"/>
             </w:pPr>
             <w:r/>
             <w:r>
@@ -2147,7 +2147,7 @@
           <w:p>
             <w:pPr>
               <w:spacing w:after="0" w:line="312" w:lineRule="auto"/>
-              <w:jc w:val="left"/>
+              <w:jc w:val="center"/>
             </w:pPr>
             <w:r/>
             <w:r>
@@ -2173,7 +2173,7 @@
           <w:p>
             <w:pPr>
               <w:spacing w:after="0" w:line="312" w:lineRule="auto"/>
-              <w:jc w:val="left"/>
+              <w:jc w:val="center"/>
             </w:pPr>
             <w:r/>
             <w:r>
@@ -2199,7 +2199,7 @@
           <w:p>
             <w:pPr>
               <w:spacing w:after="0" w:line="312" w:lineRule="auto"/>
-              <w:jc w:val="left"/>
+              <w:jc w:val="center"/>
             </w:pPr>
             <w:r/>
             <w:r>
@@ -2215,7 +2215,7 @@
     </w:tbl>
     <w:p>
       <w:pPr>
-        <w:spacing w:after="37" w:before="0" w:line="312" w:lineRule="auto"/>
+        <w:spacing w:after="40" w:before="0" w:line="312" w:lineRule="auto"/>
         <w:jc w:val="left"/>
       </w:pPr>
       <w:r>
@@ -2242,7 +2242,7 @@
       </w:tblGrid>
       <w:tr>
         <w:trPr>
-          <w:trHeight w:val="417" w:hRule="atLeast"/>
+          <w:trHeight w:val="453" w:hRule="atLeast"/>
         </w:trPr>
         <w:tc>
           <w:tcPr>
@@ -2357,7 +2357,7 @@
       </w:tr>
       <w:tr>
         <w:trPr>
-          <w:trHeight w:val="417" w:hRule="atLeast"/>
+          <w:trHeight w:val="453" w:hRule="atLeast"/>
         </w:trPr>
         <w:tc>
           <w:tcPr>
@@ -2473,7 +2473,7 @@
     </w:tbl>
     <w:p>
       <w:pPr>
-        <w:spacing w:after="37" w:before="0" w:line="312" w:lineRule="auto"/>
+        <w:spacing w:after="40" w:before="0" w:line="312" w:lineRule="auto"/>
         <w:jc w:val="left"/>
       </w:pPr>
       <w:r>
@@ -2486,7 +2486,7 @@
     </w:p>
     <w:p>
       <w:pPr>
-        <w:spacing w:after="37" w:before="74" w:line="312" w:lineRule="auto"/>
+        <w:spacing w:after="40" w:before="80" w:line="312" w:lineRule="auto"/>
         <w:jc w:val="left"/>
         <w:pBdr>
           <w:bottom w:val="single" w:sz="6" w:space="2" w:color="C9D2DD"/>
@@ -2529,7 +2529,7 @@
       </w:tblGrid>
       <w:tr>
         <w:trPr>
-          <w:trHeight w:val="417" w:hRule="atLeast"/>
+          <w:trHeight w:val="453" w:hRule="atLeast"/>
         </w:trPr>
         <w:tc>
           <w:tcPr>
@@ -2700,7 +2700,7 @@
       </w:tr>
       <w:tr>
         <w:trPr>
-          <w:trHeight w:val="417" w:hRule="atLeast"/>
+          <w:trHeight w:val="453" w:hRule="atLeast"/>
         </w:trPr>
         <w:tc>
           <w:tcPr>
@@ -2865,7 +2865,7 @@
     </w:tbl>
     <w:p>
       <w:pPr>
-        <w:spacing w:after="37" w:before="0" w:line="312" w:lineRule="auto"/>
+        <w:spacing w:after="40" w:before="0" w:line="312" w:lineRule="auto"/>
         <w:jc w:val="left"/>
       </w:pPr>
       <w:r>
@@ -2878,7 +2878,7 @@
     </w:p>
     <w:p>
       <w:pPr>
-        <w:spacing w:after="37" w:before="0" w:line="312" w:lineRule="auto"/>
+        <w:spacing w:after="40" w:before="0" w:line="312" w:lineRule="auto"/>
         <w:jc w:val="left"/>
       </w:pPr>
       <w:r>
@@ -2904,7 +2904,7 @@
       </w:tblGrid>
       <w:tr>
         <w:trPr>
-          <w:trHeight w:val="834" w:hRule="atLeast"/>
+          <w:trHeight w:val="907" w:hRule="atLeast"/>
         </w:trPr>
         <w:tc>
           <w:tcPr>
@@ -2927,7 +2927,7 @@
               <w:rPr>
                 <w:rFonts w:ascii="Malgun Gothic" w:hAnsi="Malgun Gothic" w:eastAsia="Malgun Gothic" w:cs="Malgun Gothic"/>
                 <w:b w:val="0"/>
-                <w:sz w:val="20"/>
+                <w:sz w:val="19"/>
               </w:rPr>
             </w:r>
           </w:p>
@@ -2936,7 +2936,7 @@
     </w:tbl>
     <w:p>
       <w:pPr>
-        <w:spacing w:after="37" w:before="0" w:line="312" w:lineRule="auto"/>
+        <w:spacing w:after="40" w:before="0" w:line="312" w:lineRule="auto"/>
         <w:jc w:val="left"/>
       </w:pPr>
       <w:r>
@@ -2949,7 +2949,7 @@
     </w:p>
     <w:p>
       <w:pPr>
-        <w:spacing w:after="37" w:before="0" w:line="312" w:lineRule="auto"/>
+        <w:spacing w:after="40" w:before="0" w:line="312" w:lineRule="auto"/>
         <w:jc w:val="center"/>
       </w:pPr>
       <w:r>
@@ -2963,7 +2963,7 @@
     </w:p>
     <w:p>
       <w:pPr>
-        <w:spacing w:after="74" w:before="74" w:line="312" w:lineRule="auto"/>
+        <w:spacing w:after="80" w:before="80" w:line="312" w:lineRule="auto"/>
         <w:jc w:val="center"/>
       </w:pPr>
       <w:r>
@@ -2977,7 +2977,7 @@
     </w:p>
     <w:p>
       <w:pPr>
-        <w:spacing w:after="0" w:before="55" w:line="312" w:lineRule="auto"/>
+        <w:spacing w:after="0" w:before="60" w:line="312" w:lineRule="auto"/>
         <w:jc w:val="left"/>
       </w:pPr>
       <w:r>
